--- a/docs/EyalEspressoRequirements and Design.docx
+++ b/docs/EyalEspressoRequirements and Design.docx
@@ -278,7 +278,49 @@
         <w:rPr>
           <w:lang w:val="en-US"/>
         </w:rPr>
-        <w:t xml:space="preserve"> Mode? With two buttons “Yes”, “No”</w:t>
+        <w:t xml:space="preserve"> Mode? With two buttons </w:t>
+      </w:r>
+      <w:r>
+        <w:rPr>
+          <w:lang w:val="en-US"/>
+        </w:rPr>
+        <w:t>“</w:t>
+      </w:r>
+      <w:r>
+        <w:rPr>
+          <w:lang w:val="en-US"/>
+        </w:rPr>
+        <w:t>Yes</w:t>
+      </w:r>
+      <w:r>
+        <w:rPr>
+          <w:lang w:val="en-US"/>
+        </w:rPr>
+        <w:t>”</w:t>
+      </w:r>
+      <w:r>
+        <w:rPr>
+          <w:lang w:val="en-US"/>
+        </w:rPr>
+        <w:t xml:space="preserve">, </w:t>
+      </w:r>
+      <w:r>
+        <w:rPr>
+          <w:lang w:val="en-US"/>
+        </w:rPr>
+        <w:t>“</w:t>
+      </w:r>
+      <w:r>
+        <w:rPr>
+          <w:lang w:val="en-US"/>
+        </w:rPr>
+        <w:t>No</w:t>
+      </w:r>
+      <w:r>
+        <w:rPr>
+          <w:lang w:val="en-US"/>
+        </w:rPr>
+        <w:t>”</w:t>
       </w:r>
     </w:p>
     <w:p>
@@ -419,13 +461,35 @@
         <w:rPr>
           <w:lang w:val="en-US"/>
         </w:rPr>
-        <w:t>â€œInitializing</w:t>
+        <w:t>Ã¢â</w:t>
       </w:r>
       <w:proofErr w:type="spellEnd"/>
       <w:r>
         <w:rPr>
           <w:lang w:val="en-US"/>
         </w:rPr>
+        <w:t>‚¬</w:t>
+      </w:r>
+      <w:proofErr w:type="spellStart"/>
+      <w:proofErr w:type="gramStart"/>
+      <w:r>
+        <w:rPr>
+          <w:lang w:val="en-US"/>
+        </w:rPr>
+        <w:t>Å“</w:t>
+      </w:r>
+      <w:proofErr w:type="gramEnd"/>
+      <w:r>
+        <w:rPr>
+          <w:lang w:val="en-US"/>
+        </w:rPr>
+        <w:t>Initializing</w:t>
+      </w:r>
+      <w:proofErr w:type="spellEnd"/>
+      <w:r>
+        <w:rPr>
+          <w:lang w:val="en-US"/>
+        </w:rPr>
         <w:t xml:space="preserve"> </w:t>
       </w:r>
       <w:proofErr w:type="spellStart"/>
@@ -433,14 +497,28 @@
         <w:rPr>
           <w:lang w:val="en-US"/>
         </w:rPr>
-        <w:t>Systemâ</w:t>
+        <w:t>SystemÃ¢â</w:t>
       </w:r>
       <w:proofErr w:type="spellEnd"/>
       <w:r>
         <w:rPr>
           <w:lang w:val="en-US"/>
         </w:rPr>
-        <w:t>€¦â€ as well as changing texts that indicate what component is getting initialized. (Implemented: Yes)</w:t>
+        <w:t>‚¬</w:t>
+      </w:r>
+      <w:proofErr w:type="spellStart"/>
+      <w:r>
+        <w:rPr>
+          <w:lang w:val="en-US"/>
+        </w:rPr>
+        <w:t>Â¦Ã¢â</w:t>
+      </w:r>
+      <w:proofErr w:type="spellEnd"/>
+      <w:r>
+        <w:rPr>
+          <w:lang w:val="en-US"/>
+        </w:rPr>
+        <w:t>‚¬Â as well as changing texts that indicate what component is getting initialized. (Implemented: Yes)</w:t>
       </w:r>
     </w:p>
     <w:p>
@@ -499,28 +577,72 @@
         <w:rPr>
           <w:lang w:val="en-US"/>
         </w:rPr>
-        <w:t>â€œConfirmâ</w:t>
+        <w:t>Ã¢â</w:t>
       </w:r>
       <w:proofErr w:type="spellEnd"/>
       <w:r>
         <w:rPr>
           <w:lang w:val="en-US"/>
         </w:rPr>
-        <w:t xml:space="preserve">€ appears and after pressed the screen will switch to the </w:t>
+        <w:t>‚¬</w:t>
+      </w:r>
+      <w:proofErr w:type="gramStart"/>
+      <w:r>
+        <w:rPr>
+          <w:lang w:val="en-US"/>
+        </w:rPr>
+        <w:t>Å“</w:t>
       </w:r>
       <w:proofErr w:type="spellStart"/>
-      <w:r>
-        <w:rPr>
-          <w:lang w:val="en-US"/>
-        </w:rPr>
-        <w:t>â€œErrorâ</w:t>
+      <w:proofErr w:type="gramEnd"/>
+      <w:r>
+        <w:rPr>
+          <w:lang w:val="en-US"/>
+        </w:rPr>
+        <w:t>ConfirmÃ¢â</w:t>
       </w:r>
       <w:proofErr w:type="spellEnd"/>
       <w:r>
         <w:rPr>
           <w:lang w:val="en-US"/>
         </w:rPr>
-        <w:t xml:space="preserve">€ screen </w:t>
+        <w:t xml:space="preserve">‚¬Â appears and after pressed the screen will switch to the </w:t>
+      </w:r>
+      <w:proofErr w:type="spellStart"/>
+      <w:r>
+        <w:rPr>
+          <w:lang w:val="en-US"/>
+        </w:rPr>
+        <w:t>Ã¢â</w:t>
+      </w:r>
+      <w:proofErr w:type="spellEnd"/>
+      <w:r>
+        <w:rPr>
+          <w:lang w:val="en-US"/>
+        </w:rPr>
+        <w:t>‚¬</w:t>
+      </w:r>
+      <w:proofErr w:type="spellStart"/>
+      <w:proofErr w:type="gramStart"/>
+      <w:r>
+        <w:rPr>
+          <w:lang w:val="en-US"/>
+        </w:rPr>
+        <w:t>Å“</w:t>
+      </w:r>
+      <w:proofErr w:type="gramEnd"/>
+      <w:r>
+        <w:rPr>
+          <w:lang w:val="en-US"/>
+        </w:rPr>
+        <w:t>ErrorÃ¢â‚¬Â</w:t>
+      </w:r>
+      <w:proofErr w:type="spellEnd"/>
+      <w:r>
+        <w:rPr>
+          <w:lang w:val="en-US"/>
+        </w:rPr>
+        <w:t xml:space="preserve"> screen </w:t>
       </w:r>
     </w:p>
     <w:p>
@@ -562,14 +684,14 @@
         <w:rPr>
           <w:lang w:val="en-US"/>
         </w:rPr>
-        <w:t>it’s</w:t>
+        <w:t>itâ</w:t>
       </w:r>
       <w:proofErr w:type="spellEnd"/>
       <w:r>
         <w:rPr>
           <w:lang w:val="en-US"/>
         </w:rPr>
-        <w:t xml:space="preserve"> internal hardware, the WIFI connection to the </w:t>
+        <w:t xml:space="preserve">€™s internal hardware, the WIFI connection to the </w:t>
       </w:r>
       <w:proofErr w:type="spellStart"/>
       <w:r>
@@ -1035,13 +1157,7 @@
         <w:rPr>
           <w:lang w:val="en-US"/>
         </w:rPr>
-        <w:t>Realtime</w:t>
-      </w:r>
-      <w:r>
-        <w:rPr>
-          <w:lang w:val="en-US"/>
-        </w:rPr>
-        <w:t xml:space="preserve"> Tab</w:t>
+        <w:t>Realtime Tab</w:t>
       </w:r>
     </w:p>
     <w:p>
@@ -1097,13 +1213,7 @@
         <w:rPr>
           <w:lang w:val="en-US"/>
         </w:rPr>
-        <w:t>Realtime tab plot</w:t>
-      </w:r>
-      <w:r>
-        <w:rPr>
-          <w:lang w:val="en-US"/>
-        </w:rPr>
-        <w:t xml:space="preserve"> area shall include horizontal and vertical grids as well as X-axis ticks and labels below the graph and Y-ticks and labels from the right of the graph</w:t>
+        <w:t>Realtime tab plot area shall include horizontal and vertical grids as well as X-axis ticks and labels below the graph and Y-ticks and labels from the right of the graph</w:t>
       </w:r>
       <w:r>
         <w:t xml:space="preserve">. (Implemented: </w:t>
@@ -1137,13 +1247,7 @@
         <w:rPr>
           <w:lang w:val="en-US"/>
         </w:rPr>
-        <w:t xml:space="preserve">Realtime tab </w:t>
-      </w:r>
-      <w:r>
-        <w:rPr>
-          <w:lang w:val="en-US"/>
-        </w:rPr>
-        <w:t>plot shall display Realtime data with a resolution 0.2 seconds</w:t>
+        <w:t>Realtime tab plot shall display Realtime data with a resolution 0.2 seconds</w:t>
       </w:r>
       <w:r>
         <w:t xml:space="preserve">. (Implemented: </w:t>
@@ -1217,13 +1321,7 @@
         <w:rPr>
           <w:lang w:val="en-US"/>
         </w:rPr>
-        <w:t xml:space="preserve">Realtime tab plot shall display </w:t>
-      </w:r>
-      <w:r>
-        <w:rPr>
-          <w:lang w:val="en-US"/>
-        </w:rPr>
-        <w:t>with an auto-scale to Y-axis that normalizes the maximal height of the graph to the maximum of the data</w:t>
+        <w:t>Realtime tab plot shall display with an auto-scale to Y-axis that normalizes the maximal height of the graph to the maximum of the data</w:t>
       </w:r>
       <w:r>
         <w:rPr>
@@ -1339,13 +1437,7 @@
         <w:rPr>
           <w:lang w:val="en-US"/>
         </w:rPr>
-        <w:t xml:space="preserve"> </w:t>
-      </w:r>
-      <w:r>
-        <w:rPr>
-          <w:lang w:val="en-US"/>
-        </w:rPr>
-        <w:t>(Implemented: No)</w:t>
+        <w:t xml:space="preserve"> (Implemented: No)</w:t>
       </w:r>
     </w:p>
     <w:p>
@@ -1941,7 +2033,13 @@
         <w:rPr>
           <w:lang w:val="en-US"/>
         </w:rPr>
-        <w:t>The design shall include a full duplex handshake with incremental value response. This shall be done by having a local variable named “</w:t>
+        <w:t xml:space="preserve">The design shall include a full duplex handshake with incremental value response. This shall be done by having a local variable named </w:t>
+      </w:r>
+      <w:r>
+        <w:rPr>
+          <w:lang w:val="en-US"/>
+        </w:rPr>
+        <w:t>“</w:t>
       </w:r>
       <w:proofErr w:type="spellStart"/>
       <w:r>
@@ -1955,7 +2053,13 @@
         <w:rPr>
           <w:lang w:val="en-US"/>
         </w:rPr>
-        <w:t xml:space="preserve">” at both sides of type </w:t>
+        <w:t>”</w:t>
+      </w:r>
+      <w:r>
+        <w:rPr>
+          <w:lang w:val="en-US"/>
+        </w:rPr>
+        <w:t xml:space="preserve"> at both sides of type </w:t>
       </w:r>
       <w:proofErr w:type="spellStart"/>
       <w:r>
@@ -1989,7 +2093,13 @@
         <w:rPr>
           <w:lang w:val="en-US"/>
         </w:rPr>
-        <w:t xml:space="preserve">” </w:t>
+        <w:t>”</w:t>
+      </w:r>
+      <w:r>
+        <w:rPr>
+          <w:lang w:val="en-US"/>
+        </w:rPr>
+        <w:t xml:space="preserve"> </w:t>
       </w:r>
       <w:r>
         <w:rPr>
@@ -2001,7 +2111,19 @@
         <w:rPr>
           <w:lang w:val="en-US"/>
         </w:rPr>
-        <w:t xml:space="preserve"> In case the expected value has failed the check, the system will move to the “Error </w:t>
+        <w:t xml:space="preserve"> In case the expected value has failed the check, the system will move to the </w:t>
+      </w:r>
+      <w:r>
+        <w:rPr>
+          <w:lang w:val="en-US"/>
+        </w:rPr>
+        <w:t>“</w:t>
+      </w:r>
+      <w:r>
+        <w:rPr>
+          <w:lang w:val="en-US"/>
+        </w:rPr>
+        <w:t xml:space="preserve">Error </w:t>
       </w:r>
       <w:r>
         <w:rPr>
@@ -2071,13 +2193,7 @@
         <w:rPr>
           <w:lang w:val="en-US"/>
         </w:rPr>
-        <w:t>The</w:t>
-      </w:r>
-      <w:r>
-        <w:rPr>
-          <w:lang w:val="en-US"/>
-        </w:rPr>
-        <w:t xml:space="preserve"> interface shall include 2 types of messages:</w:t>
+        <w:t>The interface shall include 2 types of messages:</w:t>
       </w:r>
       <w:r>
         <w:rPr>
@@ -2191,6 +2307,19 @@
     </w:p>
     <w:p>
       <w:pPr>
+        <w:rPr>
+          <w:lang w:val="en-US"/>
+        </w:rPr>
+      </w:pPr>
+      <w:r>
+        <w:rPr>
+          <w:lang w:val="en-US"/>
+        </w:rPr>
+        <w:t>This shall have at minimum: Set/Get configuration bit, data structure</w:t>
+      </w:r>
+    </w:p>
+    <w:p>
+      <w:pPr>
         <w:pStyle w:val="Heading2"/>
         <w:rPr>
           <w:lang w:val="en-US"/>
@@ -2200,8 +2329,63 @@
         <w:rPr>
           <w:lang w:val="en-US"/>
         </w:rPr>
-        <w:t xml:space="preserve">This shall have a at minimum: Set/Get configuration, data to be </w:t>
-      </w:r>
+        <w:t>Data MSG</w:t>
+      </w:r>
+    </w:p>
+    <w:p>
+      <w:pPr>
+        <w:rPr>
+          <w:lang w:val="en-US"/>
+        </w:rPr>
+      </w:pPr>
+      <w:r>
+        <w:rPr>
+          <w:lang w:val="en-US"/>
+        </w:rPr>
+        <w:t xml:space="preserve">This shall have at minimum: </w:t>
+      </w:r>
+      <w:proofErr w:type="spellStart"/>
+      <w:r>
+        <w:rPr>
+          <w:lang w:val="en-US"/>
+        </w:rPr>
+        <w:t>DataRate</w:t>
+      </w:r>
+      <w:proofErr w:type="spellEnd"/>
+      <w:r>
+        <w:rPr>
+          <w:lang w:val="en-US"/>
+        </w:rPr>
+        <w:t xml:space="preserve"> [</w:t>
+      </w:r>
+      <w:proofErr w:type="spellStart"/>
+      <w:r>
+        <w:rPr>
+          <w:lang w:val="en-US"/>
+        </w:rPr>
+        <w:t>mSec</w:t>
+      </w:r>
+      <w:proofErr w:type="spellEnd"/>
+      <w:r>
+        <w:rPr>
+          <w:lang w:val="en-US"/>
+        </w:rPr>
+        <w:t>], Flow [ml/Sec], Pressure [Bar]</w:t>
+      </w:r>
+    </w:p>
+    <w:p>
+      <w:pPr>
+        <w:rPr>
+          <w:lang w:val="en-US"/>
+        </w:rPr>
+      </w:pPr>
+    </w:p>
+    <w:p>
+      <w:pPr>
+        <w:rPr>
+          <w:lang w:val="en-US"/>
+        </w:rPr>
+      </w:pPr>
     </w:p>
     <w:p>
       <w:pPr>
@@ -2216,7 +2400,6 @@
         <w:pStyle w:val="Heading1"/>
       </w:pPr>
       <w:r>
-        <w:lastRenderedPageBreak/>
         <w:t>10. Change Log</w:t>
       </w:r>
     </w:p>
@@ -3049,6 +3232,7 @@
   <w:style w:type="character" w:default="1" w:styleId="DefaultParagraphFont">
     <w:name w:val="Default Paragraph Font"/>
     <w:uiPriority w:val="1"/>
+    <w:semiHidden/>
     <w:unhideWhenUsed/>
   </w:style>
   <w:style w:type="table" w:default="1" w:styleId="TableNormal">

--- a/docs/EyalEspressoRequirements and Design.docx
+++ b/docs/EyalEspressoRequirements and Design.docx
@@ -59,7 +59,7 @@
         <w:rPr>
           <w:lang w:val="en-US"/>
         </w:rPr>
-        <w:t xml:space="preserve"> 08-Mar-26 08:51:43</w:t>
+        <w:t xml:space="preserve"> 12-Mar-26 11:48:35</w:t>
       </w:r>
     </w:p>
     <w:p>
